--- a/Notes/MVC 06.docx
+++ b/Notes/MVC 06.docx
@@ -483,7 +483,7 @@
             <v:path o:extrusionok="f" gradientshapeok="t" o:connecttype="rect"/>
             <o:lock v:ext="edit" aspectratio="t"/>
           </v:shapetype>
-          <v:shape id="_x0000_i1042" type="#_x0000_t75" style="width:584.25pt;height:234pt">
+          <v:shape id="_x0000_i1025" type="#_x0000_t75" style="width:584.85pt;height:234.35pt">
             <v:imagedata r:id="rId5" o:title="ScreenShot_03-Apr-24_1_25_22_AM"/>
           </v:shape>
         </w:pict>
@@ -497,7 +497,7 @@
           <w:u w:val="thick"/>
         </w:rPr>
         <w:pict>
-          <v:shape id="_x0000_i1049" type="#_x0000_t75" style="width:492.75pt;height:81pt">
+          <v:shape id="_x0000_i1026" type="#_x0000_t75" style="width:492.45pt;height:80.85pt">
             <v:imagedata r:id="rId6" o:title="ScreenShot_03-Apr-24_1_31_00_AM"/>
           </v:shape>
         </w:pict>
@@ -728,7 +728,7 @@
           <w:u w:val="thick"/>
         </w:rPr>
         <w:pict>
-          <v:shape id="_x0000_i1051" type="#_x0000_t75" style="width:180pt;height:61.5pt">
+          <v:shape id="_x0000_i1027" type="#_x0000_t75" style="width:180pt;height:61.8pt">
             <v:imagedata r:id="rId7" o:title="ScreenShot_03-Apr-24_2_18_54_AM"/>
           </v:shape>
         </w:pict>
@@ -742,7 +742,7 @@
           <w:u w:val="thick"/>
         </w:rPr>
         <w:pict>
-          <v:shape id="_x0000_i1052" type="#_x0000_t75" style="width:323.25pt;height:57pt">
+          <v:shape id="_x0000_i1028" type="#_x0000_t75" style="width:323.3pt;height:57.05pt">
             <v:imagedata r:id="rId8" o:title="ScreenShot_03-Apr-24_2_19_07_AM"/>
           </v:shape>
         </w:pict>
@@ -812,7 +812,7 @@
           <w:u w:val="thick"/>
         </w:rPr>
         <w:pict>
-          <v:shape id="_x0000_i1050" type="#_x0000_t75" style="width:585pt;height:303.75pt">
+          <v:shape id="_x0000_i1029" type="#_x0000_t75" style="width:584.85pt;height:303.6pt">
             <v:imagedata r:id="rId9" o:title="ScreenShot_03-Apr-24_2_18_41_AM"/>
           </v:shape>
         </w:pict>
@@ -863,7 +863,7 @@
           <w:u w:val="thick"/>
         </w:rPr>
         <w:pict>
-          <v:shape id="_x0000_i1065" type="#_x0000_t75" style="width:324pt;height:24.75pt">
+          <v:shape id="_x0000_i1030" type="#_x0000_t75" style="width:324pt;height:24.45pt">
             <v:imagedata r:id="rId10" o:title="ScreenShot_03-Apr-24_2_29_54_AM"/>
           </v:shape>
         </w:pict>
@@ -921,7 +921,7 @@
           <w:u w:val="thick"/>
         </w:rPr>
         <w:pict>
-          <v:shape id="_x0000_i1074" type="#_x0000_t75" style="width:564.75pt;height:45.75pt">
+          <v:shape id="_x0000_i1031" type="#_x0000_t75" style="width:564.45pt;height:45.5pt">
             <v:imagedata r:id="rId11" o:title="ScreenShot_03-Apr-24_3_09_13_AM"/>
           </v:shape>
         </w:pict>
@@ -1058,7 +1058,7 @@
           <w:szCs w:val="28"/>
         </w:rPr>
         <w:pict>
-          <v:shape id="_x0000_i1076" type="#_x0000_t75" style="width:558.75pt;height:240.75pt">
+          <v:shape id="_x0000_i1032" type="#_x0000_t75" style="width:559pt;height:240.45pt">
             <v:imagedata r:id="rId12" o:title="ScreenShot_03-Apr-24_7_48_19_AM"/>
           </v:shape>
         </w:pict>
@@ -1295,7 +1295,7 @@
         </w:rPr>
         <w:lastRenderedPageBreak/>
         <w:pict>
-          <v:shape id="_x0000_i1078" type="#_x0000_t75" style="width:391.5pt;height:96.75pt">
+          <v:shape id="_x0000_i1033" type="#_x0000_t75" style="width:391.25pt;height:96.45pt">
             <v:imagedata r:id="rId13" o:title="ScreenShot_03-Apr-24_8_01_18_AM"/>
           </v:shape>
         </w:pict>
@@ -1396,7 +1396,7 @@
           <w:u w:val="thick"/>
         </w:rPr>
         <w:pict>
-          <v:shape id="_x0000_i1082" type="#_x0000_t75" style="width:342pt;height:130.5pt">
+          <v:shape id="_x0000_i1034" type="#_x0000_t75" style="width:342.35pt;height:130.4pt">
             <v:imagedata r:id="rId14" o:title="ScreenShot_03-Apr-24_8_07_05_AM"/>
           </v:shape>
         </w:pict>
@@ -1425,7 +1425,7 @@
           <w:u w:val="thick"/>
         </w:rPr>
         <w:pict>
-          <v:shape id="_x0000_i1085" type="#_x0000_t75" style="width:329.25pt;height:1in">
+          <v:shape id="_x0000_i1035" type="#_x0000_t75" style="width:329.45pt;height:1in">
             <v:imagedata r:id="rId15" o:title="ScreenShot_03-Apr-24_8_09_00_AM"/>
           </v:shape>
         </w:pict>
@@ -1458,7 +1458,7 @@
           <w:u w:val="thick"/>
         </w:rPr>
         <w:pict>
-          <v:shape id="_x0000_i1090" type="#_x0000_t75" style="width:460.5pt;height:36.75pt">
+          <v:shape id="_x0000_i1036" type="#_x0000_t75" style="width:460.55pt;height:36.7pt">
             <v:imagedata r:id="rId16" o:title="ScreenShot_03-Apr-24_8_14_58_AM"/>
           </v:shape>
         </w:pict>
@@ -1562,10 +1562,31 @@
           <w:color w:val="C00000"/>
           <w:sz w:val="28"/>
           <w:szCs w:val="28"/>
+        </w:rPr>
+        <w:t>Ctrl + shift +B to build the solution</w:t>
+      </w:r>
+      <w:bookmarkStart w:id="0" w:name="_GoBack"/>
+      <w:bookmarkEnd w:id="0"/>
+    </w:p>
+    <w:p>
+      <w:pPr>
+        <w:rPr>
+          <w:rFonts w:ascii="Book Antiqua" w:hAnsi="Book Antiqua"/>
+          <w:color w:val="C00000"/>
+          <w:sz w:val="28"/>
+          <w:szCs w:val="28"/>
+        </w:rPr>
+      </w:pPr>
+      <w:r>
+        <w:rPr>
+          <w:rFonts w:ascii="Book Antiqua" w:hAnsi="Book Antiqua"/>
+          <w:color w:val="C00000"/>
+          <w:sz w:val="28"/>
+          <w:szCs w:val="28"/>
           <w:u w:val="thick"/>
         </w:rPr>
         <w:pict>
-          <v:shape id="_x0000_i1091" type="#_x0000_t75" style="width:506.25pt;height:134.25pt">
+          <v:shape id="_x0000_i1037" type="#_x0000_t75" style="width:506.05pt;height:134.5pt">
             <v:imagedata r:id="rId17" o:title="ScreenShot_03-Apr-24_11_51_40_AM"/>
           </v:shape>
         </w:pict>
@@ -1622,8 +1643,6 @@
           <w:u w:val="dotDotDash"/>
         </w:rPr>
       </w:pPr>
-      <w:bookmarkStart w:id="0" w:name="_GoBack"/>
-      <w:bookmarkEnd w:id="0"/>
       <w:r>
         <w:rPr>
           <w:rFonts w:ascii="Book Antiqua" w:hAnsi="Book Antiqua"/>
@@ -1634,7 +1653,6 @@
           <w:szCs w:val="32"/>
           <w:u w:val="dotDotDash"/>
         </w:rPr>
-        <w:lastRenderedPageBreak/>
         <w:t>Account Controller [Sign-up]:</w:t>
       </w:r>
     </w:p>
@@ -1748,6 +1766,43 @@
           <w:szCs w:val="28"/>
         </w:rPr>
         <w:t>Create view for the sign up action and create for it view-model [add new folder in the ViewModel folder for the user class views-models]</w:t>
+      </w:r>
+    </w:p>
+    <w:p>
+      <w:pPr>
+        <w:rPr>
+          <w:rFonts w:ascii="Book Antiqua" w:hAnsi="Book Antiqua"/>
+          <w:b/>
+          <w:bCs/>
+          <w:color w:val="C00000"/>
+          <w:sz w:val="32"/>
+          <w:szCs w:val="32"/>
+          <w:u w:val="dotDotDash"/>
+        </w:rPr>
+      </w:pPr>
+      <w:r>
+        <w:rPr>
+          <w:rFonts w:ascii="Book Antiqua" w:hAnsi="Book Antiqua"/>
+          <w:b/>
+          <w:bCs/>
+          <w:color w:val="C00000"/>
+          <w:sz w:val="32"/>
+          <w:szCs w:val="32"/>
+          <w:u w:val="dotDotDash"/>
+        </w:rPr>
+        <w:t>Account Controller [Sign-in</w:t>
+      </w:r>
+      <w:r>
+        <w:rPr>
+          <w:rFonts w:ascii="Book Antiqua" w:hAnsi="Book Antiqua"/>
+          <w:b/>
+          <w:bCs/>
+          <w:color w:val="C00000"/>
+          <w:sz w:val="32"/>
+          <w:szCs w:val="32"/>
+          <w:u w:val="dotDotDash"/>
+        </w:rPr>
+        <w:t>]:</w:t>
       </w:r>
     </w:p>
     <w:p>
@@ -2747,7 +2802,7 @@
   <w:style w:type="paragraph" w:default="1" w:styleId="Normal">
     <w:name w:val="Normal"/>
     <w:qFormat/>
-    <w:rsid w:val="00FA1BDF"/>
+    <w:rsid w:val="00D50D57"/>
   </w:style>
   <w:style w:type="character" w:default="1" w:styleId="DefaultParagraphFont">
     <w:name w:val="Default Paragraph Font"/>
